--- a/src/test_deep_seek/donor.materialized.docx
+++ b/src/test_deep_seek/donor.materialized.docx
@@ -64,7 +64,7 @@
                     </pic:cNvPicPr>
                   </pic:nvPicPr>
                   <pic:blipFill>
-                    <a:blip r:embed="rId4"/>
+                    <a:blip r:embed="rId5"/>
                     <a:srcRect/>
                     <a:stretch>
                       <a:fillRect/>
@@ -129,86 +129,1038 @@
     </w:p>
     <w:p my:id="p_6">
       <w:pPr>
+        <w:pStyle w:val="1"/>
+      </w:pPr>
+      <w:r>
+        <w:t xml:space="preserve">Паспорт должен храниться в сухом месте. С ним следует обращаться, как с электронным </w:t>
+      </w:r>
+    </w:p>
+    <w:p my:id="p_7">
+      <w:pPr>
+        <w:pStyle w:val="2"/>
+      </w:pPr>
+      <w:r>
+        <w:t>устройством. Паспорт необходимо хранить вдали от микроволнового</w:t>
+      </w:r>
+      <w:r>
+        <w:t xml:space="preserve"> </w:t>
+      </w:r>
+      <w:r>
+        <w:t xml:space="preserve">излучения, оберегать </w:t>
+      </w:r>
+    </w:p>
+    <w:p my:id="p_8">
+      <w:pPr>
+        <w:pStyle w:val="3"/>
+      </w:pPr>
+      <w:r>
+        <w:t>от высокой и низкой температуры, а также сильного механического воздействия.</w:t>
+      </w:r>
+    </w:p>
+    <w:p my:id="p_9">
+      <w:pPr>
+        <w:pStyle w:val="4"/>
+      </w:pPr>
+      <w:r>
+        <w:t>Настоящий паспорт содержит 48 страниц.</w:t>
+      </w:r>
+    </w:p>
+    <w:p my:id="p_10">
+      <w:pPr>
         <w:ind w:right="-79"/>
         <w:jc w:val="center"/>
         <w:rPr>
           <w:rFonts w:ascii="Cambria" w:hAnsi="Cambria"/>
-          <w:szCs w:val="20"/>
-        </w:rPr>
-      </w:pPr>
-      <w:r>
-        <w:rPr>
-          <w:rFonts w:ascii="Cambria" w:hAnsi="Cambria"/>
-          <w:szCs w:val="20"/>
-        </w:rPr>
-        <w:t>Паспорт должен храниться в сухом месте. С ним следует обращаться, как с электронным устройством. Паспорт необходимо хранить вдали от микроволнового</w:t>
-      </w:r>
-      <w:r>
-        <w:rPr>
-          <w:rFonts w:ascii="Cambria" w:hAnsi="Cambria"/>
-          <w:szCs w:val="20"/>
-        </w:rPr>
-        <w:t xml:space="preserve"> </w:t>
-      </w:r>
-      <w:r>
-        <w:rPr>
-          <w:rFonts w:ascii="Cambria" w:hAnsi="Cambria"/>
-          <w:szCs w:val="20"/>
-        </w:rPr>
-        <w:t>излучения, оберегать от высокой и низкой температуры, а также сильного механического воздействия.</w:t>
-      </w:r>
-    </w:p>
-    <w:p my:id="p_7">
+          <w:b/>
+          <w:sz w:val="24"/>
+          <w:szCs w:val="24"/>
+        </w:rPr>
+      </w:pPr>
+      <w:r>
+        <w:rPr>
+          <w:rFonts w:ascii="Cambria" w:hAnsi="Cambria"/>
+          <w:b/>
+          <w:sz w:val="24"/>
+          <w:szCs w:val="24"/>
+        </w:rPr>
+        <w:t>406007940</w:t>
+      </w:r>
+    </w:p>
+    <w:p my:id="p_11">
       <w:pPr>
         <w:ind w:right="-79"/>
         <w:jc w:val="center"/>
         <w:rPr>
           <w:rFonts w:ascii="Cambria" w:hAnsi="Cambria"/>
-          <w:szCs w:val="20"/>
-        </w:rPr>
-      </w:pPr>
-      <w:r>
-        <w:rPr>
-          <w:rFonts w:ascii="Cambria" w:hAnsi="Cambria"/>
-          <w:szCs w:val="20"/>
-        </w:rPr>
-        <w:t>Настоящий паспорт содержит 48 страниц.</w:t>
-      </w:r>
-    </w:p>
-    <w:p my:id="p_8">
+          <w:b/>
+          <w:sz w:val="24"/>
+          <w:szCs w:val="24"/>
+        </w:rPr>
+      </w:pPr>
+    </w:p>
+    <w:p my:id="p_12">
       <w:pPr>
         <w:ind w:right="-79"/>
         <w:jc w:val="center"/>
         <w:rPr>
           <w:rFonts w:ascii="Cambria" w:hAnsi="Cambria"/>
           <w:b/>
-          <w:sz w:val="24"/>
-          <w:szCs w:val="24"/>
-        </w:rPr>
-      </w:pPr>
-      <w:r>
-        <w:rPr>
-          <w:rFonts w:ascii="Cambria" w:hAnsi="Cambria"/>
-          <w:b/>
-          <w:sz w:val="24"/>
-          <w:szCs w:val="24"/>
-        </w:rPr>
-        <w:t>406007940</w:t>
-      </w:r>
-    </w:p>
-    <w:p my:id="p_9">
+          <w:bCs/>
+          <w:szCs w:val="28"/>
+        </w:rPr>
+      </w:pPr>
+      <w:r>
+        <w:rPr>
+          <w:rFonts w:ascii="Cambria" w:hAnsi="Cambria"/>
+          <w:b/>
+          <w:bCs/>
+          <w:szCs w:val="28"/>
+        </w:rPr>
+        <w:t>РЕСПУБЛИКА ТАДЖИКИСТАН</w:t>
+      </w:r>
+    </w:p>
+    <w:p my:id="p_13">
       <w:pPr>
         <w:ind w:right="-79"/>
         <w:jc w:val="center"/>
         <w:rPr>
           <w:rFonts w:ascii="Cambria" w:hAnsi="Cambria"/>
           <w:b/>
-          <w:sz w:val="24"/>
-          <w:szCs w:val="24"/>
-        </w:rPr>
-      </w:pPr>
-    </w:p>
-    <w:p my:id="p_10">
+          <w:bCs/>
+          <w:szCs w:val="28"/>
+        </w:rPr>
+      </w:pPr>
+      <w:r>
+        <w:rPr>
+          <w:rFonts w:ascii="Cambria" w:hAnsi="Cambria"/>
+          <w:b/>
+          <w:bCs/>
+          <w:szCs w:val="28"/>
+        </w:rPr>
+        <w:t>ПАСПОРТ</w:t>
+      </w:r>
+    </w:p>
+    <w:tbl my:id="tbl_1">
+      <w:tblPr>
+        <w:tblStyle w:val="a6"/>
+        <w:tblW w:w="0" w:type="auto"/>
+        <w:tblLayout w:type="fixed"/>
+        <w:tblLook w:val="04A0" w:firstRow="1" w:lastRow="0" w:firstColumn="1" w:lastColumn="0" w:noHBand="0" w:noVBand="1"/>
+      </w:tblPr>
+      <w:tblGrid>
+        <w:gridCol w:w="3190"/>
+        <w:gridCol w:w="3190"/>
+        <w:gridCol w:w="3190"/>
+      </w:tblGrid>
+      <w:tr my:id="tbl_1.row_1">
+        <w:tc>
+          <w:tcPr>
+            <w:tcW w:w="3190" w:type="dxa"/>
+            <w:tcBorders>
+              <w:top w:val="single" w:sz="12" w:space="0" w:color="auto"/>
+              <w:left w:val="single" w:sz="12" w:space="0" w:color="auto"/>
+            </w:tcBorders>
+          </w:tcPr>
+          <w:p>
+            <w:pPr>
+              <w:ind w:right="-79"/>
+              <w:jc w:val="center"/>
+              <w:rPr>
+                <w:rFonts w:ascii="Cambria" w:hAnsi="Cambria"/>
+                <w:szCs w:val="18"/>
+              </w:rPr>
+            </w:pPr>
+            <w:r>
+              <w:rPr>
+                <w:rFonts w:ascii="Cambria" w:hAnsi="Cambria"/>
+                <w:szCs w:val="18"/>
+              </w:rPr>
+              <w:t>П</w:t>
+            </w:r>
+            <w:r>
+              <w:rPr>
+                <w:rFonts w:ascii="Cambria" w:hAnsi="Cambria"/>
+                <w:szCs w:val="18"/>
+              </w:rPr>
+              <w:t>вавава</w:t>
+            </w:r>
+          </w:p>
+          <w:p>
+            <w:pPr>
+              <w:ind w:right="-79"/>
+              <w:jc w:val="center"/>
+              <w:rPr>
+                <w:rFonts w:ascii="Cambria" w:hAnsi="Cambria"/>
+                <w:szCs w:val="18"/>
+              </w:rPr>
+            </w:pPr>
+            <w:r>
+              <w:rPr>
+                <w:rFonts w:ascii="Cambria" w:hAnsi="Cambria"/>
+                <w:szCs w:val="18"/>
+              </w:rPr>
+              <w:t>Авыаывамывм</w:t>
+            </w:r>
+          </w:p>
+          <w:p>
+            <w:pPr>
+              <w:ind w:right="-79"/>
+              <w:jc w:val="center"/>
+              <w:rPr>
+                <w:rFonts w:ascii="Cambria" w:hAnsi="Cambria"/>
+                <w:szCs w:val="18"/>
+              </w:rPr>
+            </w:pPr>
+            <w:r>
+              <w:rPr>
+                <w:rFonts w:ascii="Cambria" w:hAnsi="Cambria"/>
+                <w:szCs w:val="18"/>
+              </w:rPr>
+              <w:t>Ывмымвы</w:t>
+            </w:r>
+          </w:p>
+          <w:p>
+            <w:pPr>
+              <w:ind w:right="-79"/>
+              <w:jc w:val="center"/>
+              <w:rPr>
+                <w:rFonts w:ascii="Cambria" w:hAnsi="Cambria"/>
+                <w:szCs w:val="18"/>
+              </w:rPr>
+            </w:pPr>
+            <w:r>
+              <w:rPr>
+                <w:rFonts w:ascii="Cambria" w:hAnsi="Cambria"/>
+                <w:szCs w:val="18"/>
+              </w:rPr>
+              <w:t>ывмы</w:t>
+            </w:r>
+          </w:p>
+        </w:tc>
+        <w:tc>
+          <w:tcPr>
+            <w:tcW w:w="3190" w:type="dxa"/>
+            <w:tcBorders>
+              <w:top w:val="single" w:sz="12" w:space="0" w:color="auto"/>
+            </w:tcBorders>
+          </w:tcPr>
+          <w:p>
+            <w:pPr>
+              <w:ind w:right="-79"/>
+              <w:jc w:val="center"/>
+              <w:rPr>
+                <w:rFonts w:ascii="Cambria" w:hAnsi="Cambria"/>
+                <w:szCs w:val="18"/>
+              </w:rPr>
+            </w:pPr>
+            <w:r>
+              <w:rPr>
+                <w:rFonts w:ascii="Cambria" w:hAnsi="Cambria"/>
+                <w:szCs w:val="18"/>
+              </w:rPr>
+              <w:t>М</w:t>
+            </w:r>
+            <w:r>
+              <w:rPr>
+                <w:rFonts w:ascii="Cambria" w:hAnsi="Cambria"/>
+                <w:szCs w:val="18"/>
+              </w:rPr>
+              <w:t>вмсчмч</w:t>
+            </w:r>
+          </w:p>
+          <w:p>
+            <w:pPr>
+              <w:ind w:right="-79"/>
+              <w:jc w:val="center"/>
+              <w:rPr>
+                <w:rFonts w:ascii="Cambria" w:hAnsi="Cambria"/>
+                <w:szCs w:val="18"/>
+              </w:rPr>
+            </w:pPr>
+            <w:r>
+              <w:rPr>
+                <w:rFonts w:ascii="Cambria" w:hAnsi="Cambria"/>
+                <w:szCs w:val="18"/>
+              </w:rPr>
+              <w:t>Иваиави</w:t>
+            </w:r>
+          </w:p>
+          <w:p>
+            <w:pPr>
+              <w:ind w:right="-79"/>
+              <w:jc w:val="center"/>
+              <w:rPr>
+                <w:rFonts w:ascii="Cambria" w:hAnsi="Cambria"/>
+                <w:szCs w:val="18"/>
+              </w:rPr>
+            </w:pPr>
+            <w:r>
+              <w:rPr>
+                <w:rFonts w:ascii="Cambria" w:hAnsi="Cambria"/>
+                <w:szCs w:val="18"/>
+              </w:rPr>
+              <w:t>Йцй</w:t>
+            </w:r>
+          </w:p>
+          <w:p>
+            <w:pPr>
+              <w:ind w:right="-79"/>
+              <w:jc w:val="center"/>
+              <w:rPr>
+                <w:rFonts w:ascii="Cambria" w:hAnsi="Cambria"/>
+                <w:szCs w:val="18"/>
+              </w:rPr>
+            </w:pPr>
+            <w:r>
+              <w:rPr>
+                <w:rFonts w:ascii="Cambria" w:hAnsi="Cambria"/>
+                <w:szCs w:val="18"/>
+              </w:rPr>
+              <w:t>ммывф</w:t>
+            </w:r>
+          </w:p>
+        </w:tc>
+        <w:tc>
+          <w:tcPr>
+            <w:tcW w:w="3190" w:type="dxa"/>
+            <w:tcBorders>
+              <w:top w:val="single" w:sz="12" w:space="0" w:color="auto"/>
+              <w:right w:val="single" w:sz="12" w:space="0" w:color="auto"/>
+            </w:tcBorders>
+          </w:tcPr>
+          <w:p>
+            <w:pPr>
+              <w:ind w:right="-79"/>
+              <w:jc w:val="center"/>
+              <w:rPr>
+                <w:rFonts w:ascii="Cambria" w:hAnsi="Cambria"/>
+                <w:szCs w:val="18"/>
+              </w:rPr>
+            </w:pPr>
+            <w:r>
+              <w:rPr>
+                <w:rFonts w:ascii="Cambria" w:hAnsi="Cambria"/>
+                <w:szCs w:val="18"/>
+              </w:rPr>
+              <w:t>М</w:t>
+            </w:r>
+            <w:r>
+              <w:rPr>
+                <w:rFonts w:ascii="Cambria" w:hAnsi="Cambria"/>
+                <w:szCs w:val="18"/>
+              </w:rPr>
+              <w:t>чсмчс</w:t>
+            </w:r>
+          </w:p>
+          <w:p>
+            <w:pPr>
+              <w:ind w:right="-79"/>
+              <w:jc w:val="center"/>
+              <w:rPr>
+                <w:rFonts w:ascii="Cambria" w:hAnsi="Cambria"/>
+                <w:szCs w:val="18"/>
+              </w:rPr>
+            </w:pPr>
+            <w:r>
+              <w:rPr>
+                <w:rFonts w:ascii="Cambria" w:hAnsi="Cambria"/>
+                <w:szCs w:val="18"/>
+              </w:rPr>
+              <w:t>Вымывм</w:t>
+            </w:r>
+          </w:p>
+          <w:p>
+            <w:pPr>
+              <w:ind w:right="-79"/>
+              <w:jc w:val="center"/>
+              <w:rPr>
+                <w:rFonts w:ascii="Cambria" w:hAnsi="Cambria"/>
+                <w:szCs w:val="18"/>
+              </w:rPr>
+            </w:pPr>
+            <w:r>
+              <w:rPr>
+                <w:rFonts w:ascii="Cambria" w:hAnsi="Cambria"/>
+                <w:szCs w:val="18"/>
+              </w:rPr>
+              <w:t>Ывмывм</w:t>
+            </w:r>
+          </w:p>
+          <w:p>
+            <w:pPr>
+              <w:ind w:right="-79"/>
+              <w:jc w:val="center"/>
+              <w:rPr>
+                <w:rFonts w:ascii="Cambria" w:hAnsi="Cambria"/>
+                <w:szCs w:val="18"/>
+              </w:rPr>
+            </w:pPr>
+            <w:r>
+              <w:rPr>
+                <w:rFonts w:ascii="Cambria" w:hAnsi="Cambria"/>
+                <w:szCs w:val="18"/>
+              </w:rPr>
+              <w:t>ывмы</w:t>
+            </w:r>
+          </w:p>
+        </w:tc>
+      </w:tr>
+      <w:tr my:id="tbl_1.row_2">
+        <w:tc>
+          <w:tcPr>
+            <w:tcW w:w="3190" w:type="dxa"/>
+            <w:tcBorders>
+              <w:left w:val="single" w:sz="12" w:space="0" w:color="auto"/>
+            </w:tcBorders>
+          </w:tcPr>
+          <w:p>
+            <w:pPr>
+              <w:ind w:right="-79"/>
+              <w:jc w:val="center"/>
+              <w:rPr>
+                <w:rFonts w:ascii="Cambria" w:hAnsi="Cambria"/>
+                <w:szCs w:val="18"/>
+              </w:rPr>
+            </w:pPr>
+            <w:r>
+              <w:rPr>
+                <w:rFonts w:ascii="Cambria" w:hAnsi="Cambria"/>
+                <w:szCs w:val="18"/>
+              </w:rPr>
+              <w:t>Аываыа</w:t>
+            </w:r>
+          </w:p>
+          <w:p>
+            <w:pPr>
+              <w:ind w:right="-79"/>
+              <w:jc w:val="center"/>
+              <w:rPr>
+                <w:rFonts w:ascii="Cambria" w:hAnsi="Cambria"/>
+                <w:szCs w:val="18"/>
+              </w:rPr>
+            </w:pPr>
+            <w:r>
+              <w:rPr>
+                <w:rFonts w:ascii="Cambria" w:hAnsi="Cambria"/>
+                <w:szCs w:val="18"/>
+              </w:rPr>
+              <w:t>Ываыва</w:t>
+            </w:r>
+          </w:p>
+          <w:p>
+            <w:pPr>
+              <w:ind w:right="-79"/>
+              <w:jc w:val="center"/>
+              <w:rPr>
+                <w:rFonts w:ascii="Cambria" w:hAnsi="Cambria"/>
+                <w:szCs w:val="18"/>
+              </w:rPr>
+            </w:pPr>
+            <w:r>
+              <w:rPr>
+                <w:rFonts w:ascii="Cambria" w:hAnsi="Cambria"/>
+                <w:szCs w:val="18"/>
+              </w:rPr>
+              <w:t>ываыва</w:t>
+            </w:r>
+          </w:p>
+        </w:tc>
+        <w:tc>
+          <w:tcPr>
+            <w:tcW w:w="3190" w:type="dxa"/>
+          </w:tcPr>
+          <w:p>
+            <w:pPr>
+              <w:ind w:right="-79"/>
+              <w:jc w:val="center"/>
+              <w:rPr>
+                <w:rFonts w:ascii="Cambria" w:hAnsi="Cambria"/>
+                <w:szCs w:val="18"/>
+              </w:rPr>
+            </w:pPr>
+            <w:r>
+              <w:rPr>
+                <w:rFonts w:ascii="Cambria" w:hAnsi="Cambria"/>
+                <w:szCs w:val="18"/>
+              </w:rPr>
+              <w:t>А</w:t>
+            </w:r>
+            <w:r>
+              <w:rPr>
+                <w:rFonts w:ascii="Cambria" w:hAnsi="Cambria"/>
+                <w:szCs w:val="18"/>
+              </w:rPr>
+              <w:t>вав</w:t>
+            </w:r>
+            <w:r>
+              <w:rPr>
+                <w:rFonts w:ascii="Cambria" w:hAnsi="Cambria"/>
+                <w:szCs w:val="18"/>
+              </w:rPr>
+              <w:t>иваиваиавив</w:t>
+            </w:r>
+          </w:p>
+          <w:p>
+            <w:pPr>
+              <w:ind w:right="-79"/>
+              <w:jc w:val="center"/>
+              <w:rPr>
+                <w:rFonts w:ascii="Cambria" w:hAnsi="Cambria"/>
+                <w:szCs w:val="18"/>
+              </w:rPr>
+            </w:pPr>
+            <w:r>
+              <w:rPr>
+                <w:rFonts w:ascii="Cambria" w:hAnsi="Cambria"/>
+                <w:szCs w:val="18"/>
+              </w:rPr>
+              <w:t>Ывмывм</w:t>
+            </w:r>
+          </w:p>
+          <w:p>
+            <w:pPr>
+              <w:ind w:right="-79"/>
+              <w:jc w:val="center"/>
+              <w:rPr>
+                <w:rFonts w:ascii="Cambria" w:hAnsi="Cambria"/>
+                <w:szCs w:val="18"/>
+              </w:rPr>
+            </w:pPr>
+            <w:r>
+              <w:rPr>
+                <w:rFonts w:ascii="Cambria" w:hAnsi="Cambria"/>
+                <w:szCs w:val="18"/>
+              </w:rPr>
+              <w:t>Ывмывм</w:t>
+            </w:r>
+          </w:p>
+          <w:p>
+            <w:pPr>
+              <w:ind w:right="-79"/>
+              <w:jc w:val="center"/>
+              <w:rPr>
+                <w:rFonts w:ascii="Cambria" w:hAnsi="Cambria"/>
+                <w:szCs w:val="18"/>
+              </w:rPr>
+            </w:pPr>
+            <w:r>
+              <w:rPr>
+                <w:rFonts w:ascii="Cambria" w:hAnsi="Cambria"/>
+                <w:szCs w:val="18"/>
+              </w:rPr>
+              <w:t>ывмыв</w:t>
+            </w:r>
+          </w:p>
+        </w:tc>
+        <w:tc>
+          <w:tcPr>
+            <w:tcW w:w="3190" w:type="dxa"/>
+            <w:tcBorders>
+              <w:right w:val="single" w:sz="12" w:space="0" w:color="auto"/>
+            </w:tcBorders>
+          </w:tcPr>
+          <w:p>
+            <w:pPr>
+              <w:ind w:right="-79"/>
+              <w:jc w:val="center"/>
+              <w:rPr>
+                <w:rFonts w:ascii="Cambria" w:hAnsi="Cambria"/>
+                <w:szCs w:val="18"/>
+              </w:rPr>
+            </w:pPr>
+            <w:r>
+              <w:rPr>
+                <w:rFonts w:ascii="Cambria" w:hAnsi="Cambria"/>
+                <w:szCs w:val="18"/>
+              </w:rPr>
+              <w:t>Мчсмчсмлтдлдллдлдлдлдлдл</w:t>
+            </w:r>
+          </w:p>
+          <w:p>
+            <w:pPr>
+              <w:ind w:right="-79"/>
+              <w:jc w:val="center"/>
+              <w:rPr>
+                <w:rFonts w:ascii="Cambria" w:hAnsi="Cambria"/>
+                <w:szCs w:val="18"/>
+              </w:rPr>
+            </w:pPr>
+            <w:r>
+              <w:rPr>
+                <w:rFonts w:ascii="Cambria" w:hAnsi="Cambria"/>
+                <w:szCs w:val="18"/>
+              </w:rPr>
+              <w:t>Д</w:t>
+            </w:r>
+            <w:r>
+              <w:rPr>
+                <w:rFonts w:ascii="Cambria" w:hAnsi="Cambria"/>
+                <w:szCs w:val="18"/>
+              </w:rPr>
+              <w:t>ллдлдлдлдлдлдлдлдлдлдлд</w:t>
+            </w:r>
+          </w:p>
+          <w:p>
+            <w:pPr>
+              <w:ind w:right="-79"/>
+              <w:jc w:val="center"/>
+              <w:rPr>
+                <w:rFonts w:ascii="Cambria" w:hAnsi="Cambria"/>
+                <w:szCs w:val="18"/>
+                <w:lang w:val="en-US"/>
+              </w:rPr>
+            </w:pPr>
+            <w:r>
+              <w:rPr>
+                <w:rFonts w:ascii="Cambria" w:hAnsi="Cambria"/>
+                <w:szCs w:val="18"/>
+              </w:rPr>
+              <w:t>лдллдлдл</w:t>
+            </w:r>
+            <w:r>
+              <w:rPr>
+                <w:rFonts w:ascii="Cambria" w:hAnsi="Cambria"/>
+                <w:szCs w:val="18"/>
+                <w:lang w:val="en-US"/>
+              </w:rPr>
+              <w:t xml:space="preserve">c xc </w:t>
+            </w:r>
+          </w:p>
+          <w:p>
+            <w:pPr>
+              <w:ind w:right="-79"/>
+              <w:jc w:val="center"/>
+              <w:rPr>
+                <w:rFonts w:ascii="Cambria" w:hAnsi="Cambria"/>
+                <w:szCs w:val="18"/>
+                <w:lang w:val="en-US"/>
+              </w:rPr>
+            </w:pPr>
+            <w:r>
+              <w:rPr>
+                <w:rFonts w:ascii="Cambria" w:hAnsi="Cambria"/>
+                <w:szCs w:val="18"/>
+                <w:lang w:val="en-US"/>
+              </w:rPr>
+              <w:t>xxxxxxxxxxxxxxxxxxx</w:t>
+            </w:r>
+          </w:p>
+        </w:tc>
+      </w:tr>
+      <w:tr my:id="tbl_1.row_3">
+        <w:tc>
+          <w:tcPr>
+            <w:tcW w:w="3190" w:type="dxa"/>
+            <w:tcBorders>
+              <w:left w:val="single" w:sz="12" w:space="0" w:color="auto"/>
+            </w:tcBorders>
+          </w:tcPr>
+          <w:p>
+            <w:pPr>
+              <w:ind w:right="-79"/>
+              <w:jc w:val="center"/>
+              <w:rPr>
+                <w:rFonts w:ascii="Cambria" w:hAnsi="Cambria"/>
+                <w:szCs w:val="18"/>
+              </w:rPr>
+            </w:pPr>
+            <w:r>
+              <w:rPr>
+                <w:rFonts w:ascii="Cambria" w:hAnsi="Cambria"/>
+                <w:szCs w:val="18"/>
+              </w:rPr>
+              <w:t>А</w:t>
+            </w:r>
+            <w:r>
+              <w:rPr>
+                <w:rFonts w:ascii="Cambria" w:hAnsi="Cambria"/>
+                <w:szCs w:val="18"/>
+              </w:rPr>
+              <w:t>выыыыыыыыыыыв</w:t>
+            </w:r>
+          </w:p>
+          <w:p>
+            <w:pPr>
+              <w:ind w:right="-79"/>
+              <w:jc w:val="center"/>
+              <w:rPr>
+                <w:rFonts w:ascii="Cambria" w:hAnsi="Cambria"/>
+                <w:szCs w:val="18"/>
+              </w:rPr>
+            </w:pPr>
+            <w:r>
+              <w:rPr>
+                <w:rFonts w:ascii="Cambria" w:hAnsi="Cambria"/>
+                <w:szCs w:val="18"/>
+              </w:rPr>
+              <w:t>ививаи</w:t>
+            </w:r>
+          </w:p>
+        </w:tc>
+        <w:tc>
+          <w:tcPr>
+            <w:tcW w:w="3190" w:type="dxa"/>
+          </w:tcPr>
+          <w:p>
+            <w:pPr>
+              <w:ind w:right="-79"/>
+              <w:jc w:val="center"/>
+              <w:rPr>
+                <w:rFonts w:ascii="Cambria" w:hAnsi="Cambria"/>
+                <w:szCs w:val="18"/>
+              </w:rPr>
+            </w:pPr>
+            <w:r>
+              <w:rPr>
+                <w:rFonts w:ascii="Cambria" w:hAnsi="Cambria"/>
+                <w:szCs w:val="18"/>
+              </w:rPr>
+              <w:t>Ы</w:t>
+            </w:r>
+            <w:r>
+              <w:rPr>
+                <w:rFonts w:ascii="Cambria" w:hAnsi="Cambria"/>
+                <w:szCs w:val="18"/>
+              </w:rPr>
+              <w:t>вывывввввввввввввввв</w:t>
+            </w:r>
+          </w:p>
+          <w:p>
+            <w:pPr>
+              <w:ind w:right="-79"/>
+              <w:jc w:val="center"/>
+              <w:rPr>
+                <w:rFonts w:ascii="Cambria" w:hAnsi="Cambria"/>
+                <w:szCs w:val="18"/>
+              </w:rPr>
+            </w:pPr>
+            <w:r>
+              <w:rPr>
+                <w:rFonts w:ascii="Cambria" w:hAnsi="Cambria"/>
+                <w:szCs w:val="18"/>
+              </w:rPr>
+              <w:t>ваиваиваива</w:t>
+            </w:r>
+            <w:r>
+              <w:rPr>
+                <w:rFonts w:ascii="Cambria" w:hAnsi="Cambria"/>
+                <w:b/>
+                <w:noProof/>
+                <w:lang w:eastAsia="ru-RU"/>
+              </w:rPr>
+              <w:drawing>
+                <wp:inline distT="0" distB="0" distL="0" distR="0" wp14:anchorId="6DE790CC" wp14:editId="67AAD340">
+                  <wp:extent cx="495300" cy="276225"/>
+                  <wp:effectExtent l="19050" t="0" r="0" b="0"/>
+                  <wp:docPr id="4" name="Рисунок 4" descr="458535.jpg"/>
+                  <wp:cNvGraphicFramePr>
+                    <a:graphicFrameLocks xmlns:a="http://schemas.openxmlformats.org/drawingml/2006/main" noChangeAspect="1"/>
+                  </wp:cNvGraphicFramePr>
+                  <a:graphic xmlns:a="http://schemas.openxmlformats.org/drawingml/2006/main">
+                    <a:graphicData uri="http://schemas.openxmlformats.org/drawingml/2006/picture">
+                      <pic:pic xmlns:pic="http://schemas.openxmlformats.org/drawingml/2006/picture">
+                        <pic:nvPicPr>
+                          <pic:cNvPr id="0" name="Рисунок 3" descr="458535.jpg"/>
+                          <pic:cNvPicPr>
+                            <a:picLocks noChangeAspect="1" noChangeArrowheads="1"/>
+                          </pic:cNvPicPr>
+                        </pic:nvPicPr>
+                        <pic:blipFill>
+                          <a:blip r:embed="rId6"/>
+                          <a:srcRect/>
+                          <a:stretch>
+                            <a:fillRect/>
+                          </a:stretch>
+                        </pic:blipFill>
+                        <pic:spPr bwMode="auto">
+                          <a:xfrm>
+                            <a:off x="0" y="0"/>
+                            <a:ext cx="495300" cy="276225"/>
+                          </a:xfrm>
+                          <a:prstGeom prst="rect">
+                            <a:avLst/>
+                          </a:prstGeom>
+                          <a:noFill/>
+                          <a:ln w="9525">
+                            <a:noFill/>
+                            <a:miter lim="800000"/>
+                            <a:headEnd/>
+                            <a:tailEnd/>
+                          </a:ln>
+                        </pic:spPr>
+                      </pic:pic>
+                    </a:graphicData>
+                  </a:graphic>
+                </wp:inline>
+              </w:drawing>
+            </w:r>
+          </w:p>
+        </w:tc>
+        <w:tc>
+          <w:tcPr>
+            <w:tcW w:w="3190" w:type="dxa"/>
+            <w:tcBorders>
+              <w:right w:val="single" w:sz="12" w:space="0" w:color="auto"/>
+            </w:tcBorders>
+          </w:tcPr>
+          <w:p>
+            <w:pPr>
+              <w:ind w:right="-79"/>
+              <w:jc w:val="center"/>
+              <w:rPr>
+                <w:rFonts w:ascii="Cambria" w:hAnsi="Cambria"/>
+                <w:szCs w:val="18"/>
+              </w:rPr>
+            </w:pPr>
+            <w:r>
+              <w:rPr>
+                <w:rFonts w:ascii="Cambria" w:hAnsi="Cambria"/>
+                <w:szCs w:val="18"/>
+              </w:rPr>
+              <w:t>А</w:t>
+            </w:r>
+            <w:r>
+              <w:rPr>
+                <w:rFonts w:ascii="Cambria" w:hAnsi="Cambria"/>
+                <w:szCs w:val="18"/>
+              </w:rPr>
+              <w:t>выыыыыыыыыыыыы</w:t>
+            </w:r>
+            <w:r>
+              <w:rPr>
+                <w:rFonts w:ascii="Cambria" w:hAnsi="Cambria"/>
+                <w:szCs w:val="18"/>
+              </w:rPr>
+              <w:t>иваив</w:t>
+            </w:r>
+          </w:p>
+          <w:p>
+            <w:pPr>
+              <w:ind w:right="-79"/>
+              <w:jc w:val="center"/>
+              <w:rPr>
+                <w:rFonts w:ascii="Cambria" w:hAnsi="Cambria"/>
+                <w:szCs w:val="18"/>
+              </w:rPr>
+            </w:pPr>
+            <w:r>
+              <w:rPr>
+                <w:rFonts w:ascii="Cambria" w:hAnsi="Cambria"/>
+                <w:szCs w:val="18"/>
+              </w:rPr>
+              <w:t>Ваиваи</w:t>
+            </w:r>
+          </w:p>
+          <w:p>
+            <w:pPr>
+              <w:ind w:right="-79"/>
+              <w:jc w:val="center"/>
+              <w:rPr>
+                <w:rFonts w:ascii="Cambria" w:hAnsi="Cambria"/>
+                <w:szCs w:val="18"/>
+              </w:rPr>
+            </w:pPr>
+            <w:r>
+              <w:rPr>
+                <w:rFonts w:ascii="Cambria" w:hAnsi="Cambria"/>
+                <w:szCs w:val="18"/>
+              </w:rPr>
+              <w:t>Вымыв</w:t>
+            </w:r>
+          </w:p>
+          <w:p>
+            <w:pPr>
+              <w:ind w:right="-79"/>
+              <w:jc w:val="center"/>
+              <w:rPr>
+                <w:rFonts w:ascii="Cambria" w:hAnsi="Cambria"/>
+                <w:szCs w:val="18"/>
+              </w:rPr>
+            </w:pPr>
+            <w:r>
+              <w:rPr>
+                <w:rFonts w:ascii="Cambria" w:hAnsi="Cambria"/>
+                <w:szCs w:val="18"/>
+              </w:rPr>
+              <w:t xml:space="preserve"> Мс ссмсм</w:t>
+            </w:r>
+          </w:p>
+        </w:tc>
+      </w:tr>
+      <w:tr my:id="tbl_1.row_4">
+        <w:tc>
+          <w:tcPr>
+            <w:tcW w:w="3190" w:type="dxa"/>
+            <w:tcBorders>
+              <w:left w:val="single" w:sz="12" w:space="0" w:color="auto"/>
+              <w:bottom w:val="single" w:sz="12" w:space="0" w:color="auto"/>
+            </w:tcBorders>
+          </w:tcPr>
+          <w:p>
+            <w:pPr>
+              <w:ind w:right="-79"/>
+              <w:jc w:val="center"/>
+              <w:rPr>
+                <w:rFonts w:ascii="Cambria" w:hAnsi="Cambria"/>
+                <w:szCs w:val="18"/>
+              </w:rPr>
+            </w:pPr>
+            <w:r>
+              <w:rPr>
+                <w:rFonts w:ascii="Cambria" w:hAnsi="Cambria"/>
+                <w:szCs w:val="18"/>
+              </w:rPr>
+              <w:t>А</w:t>
+            </w:r>
+            <w:r>
+              <w:rPr>
+                <w:rFonts w:ascii="Cambria" w:hAnsi="Cambria"/>
+                <w:szCs w:val="18"/>
+              </w:rPr>
+              <w:t>выыыы</w:t>
+            </w:r>
+          </w:p>
+          <w:p>
+            <w:pPr>
+              <w:ind w:right="-79"/>
+              <w:jc w:val="center"/>
+              <w:rPr>
+                <w:rFonts w:ascii="Cambria" w:hAnsi="Cambria"/>
+                <w:szCs w:val="18"/>
+              </w:rPr>
+            </w:pPr>
+            <w:r>
+              <w:rPr>
+                <w:rFonts w:ascii="Cambria" w:hAnsi="Cambria"/>
+                <w:szCs w:val="18"/>
+              </w:rPr>
+              <w:t>иваиви</w:t>
+            </w:r>
+          </w:p>
+        </w:tc>
+        <w:tc>
+          <w:tcPr>
+            <w:tcW w:w="3190" w:type="dxa"/>
+            <w:tcBorders>
+              <w:bottom w:val="single" w:sz="12" w:space="0" w:color="auto"/>
+            </w:tcBorders>
+          </w:tcPr>
+          <w:p>
+            <w:pPr>
+              <w:ind w:right="-79"/>
+              <w:jc w:val="center"/>
+              <w:rPr>
+                <w:rFonts w:ascii="Cambria" w:hAnsi="Cambria"/>
+                <w:szCs w:val="18"/>
+              </w:rPr>
+            </w:pPr>
+          </w:p>
+          <w:p>
+            <w:pPr>
+              <w:ind w:right="-79"/>
+              <w:jc w:val="center"/>
+              <w:rPr>
+                <w:rFonts w:ascii="Cambria" w:hAnsi="Cambria"/>
+                <w:szCs w:val="18"/>
+              </w:rPr>
+            </w:pPr>
+            <w:r>
+              <w:rPr>
+                <w:rFonts w:ascii="Cambria" w:hAnsi="Cambria"/>
+                <w:szCs w:val="18"/>
+              </w:rPr>
+              <w:t>ваиваиваиваиваи</w:t>
+            </w:r>
+          </w:p>
+        </w:tc>
+        <w:tc>
+          <w:tcPr>
+            <w:tcW w:w="3190" w:type="dxa"/>
+            <w:tcBorders>
+              <w:bottom w:val="single" w:sz="12" w:space="0" w:color="auto"/>
+              <w:right w:val="single" w:sz="12" w:space="0" w:color="auto"/>
+            </w:tcBorders>
+          </w:tcPr>
+          <w:p>
+            <w:pPr>
+              <w:ind w:right="-79"/>
+              <w:jc w:val="center"/>
+              <w:rPr>
+                <w:rFonts w:ascii="Cambria" w:hAnsi="Cambria"/>
+                <w:szCs w:val="18"/>
+              </w:rPr>
+            </w:pPr>
+            <w:r>
+              <w:rPr>
+                <w:rFonts w:ascii="Cambria" w:hAnsi="Cambria"/>
+                <w:szCs w:val="18"/>
+              </w:rPr>
+              <w:t>Ы</w:t>
+            </w:r>
+            <w:r>
+              <w:rPr>
+                <w:rFonts w:ascii="Cambria" w:hAnsi="Cambria"/>
+                <w:szCs w:val="18"/>
+              </w:rPr>
+              <w:t>ваааааааааааааааааа</w:t>
+            </w:r>
+          </w:p>
+          <w:p>
+            <w:pPr>
+              <w:ind w:right="-79"/>
+              <w:jc w:val="center"/>
+              <w:rPr>
+                <w:rFonts w:ascii="Cambria" w:hAnsi="Cambria"/>
+                <w:szCs w:val="18"/>
+              </w:rPr>
+            </w:pPr>
+            <w:r>
+              <w:rPr>
+                <w:rFonts w:ascii="Cambria" w:hAnsi="Cambria"/>
+                <w:szCs w:val="18"/>
+              </w:rPr>
+              <w:t>Мывмывм</w:t>
+            </w:r>
+          </w:p>
+          <w:p>
+            <w:pPr>
+              <w:ind w:right="-79"/>
+              <w:jc w:val="center"/>
+              <w:rPr>
+                <w:rFonts w:ascii="Cambria" w:hAnsi="Cambria"/>
+                <w:szCs w:val="18"/>
+              </w:rPr>
+            </w:pPr>
+            <w:r>
+              <w:rPr>
+                <w:rFonts w:ascii="Cambria" w:hAnsi="Cambria"/>
+                <w:szCs w:val="18"/>
+              </w:rPr>
+              <w:t>Ыввцвмывм</w:t>
+            </w:r>
+          </w:p>
+          <w:p>
+            <w:pPr>
+              <w:ind w:right="-79"/>
+              <w:jc w:val="center"/>
+              <w:rPr>
+                <w:rFonts w:ascii="Cambria" w:hAnsi="Cambria"/>
+                <w:szCs w:val="18"/>
+              </w:rPr>
+            </w:pPr>
+            <w:r>
+              <w:rPr>
+                <w:rFonts w:ascii="Cambria" w:hAnsi="Cambria"/>
+                <w:szCs w:val="18"/>
+              </w:rPr>
+              <w:lastRenderedPageBreak/>
+              <w:t>мывм</w:t>
+            </w:r>
+          </w:p>
+        </w:tc>
+      </w:tr>
+    </w:tbl>
+    <w:p my:id="p_14">
       <w:pPr>
         <w:ind w:right="-79"/>
         <w:jc w:val="center"/>
@@ -219,50 +1171,8 @@
           <w:szCs w:val="28"/>
         </w:rPr>
       </w:pPr>
-      <w:r>
-        <w:rPr>
-          <w:rFonts w:ascii="Cambria" w:hAnsi="Cambria"/>
-          <w:b/>
-          <w:bCs/>
-          <w:szCs w:val="28"/>
-        </w:rPr>
-        <w:t>РЕСПУБЛИКА ТАДЖИКИСТАН</w:t>
-      </w:r>
-    </w:p>
-    <w:p my:id="p_11">
-      <w:pPr>
-        <w:ind w:right="-79"/>
-        <w:jc w:val="center"/>
-        <w:rPr>
-          <w:rFonts w:ascii="Cambria" w:hAnsi="Cambria"/>
-          <w:b/>
-          <w:bCs/>
-          <w:szCs w:val="28"/>
-        </w:rPr>
-      </w:pPr>
-      <w:r>
-        <w:rPr>
-          <w:rFonts w:ascii="Cambria" w:hAnsi="Cambria"/>
-          <w:b/>
-          <w:bCs/>
-          <w:szCs w:val="28"/>
-        </w:rPr>
-        <w:t>ПАСПОРТ</w:t>
-      </w:r>
-    </w:p>
-    <w:p my:id="p_12">
-      <w:pPr>
-        <w:ind w:right="-79"/>
-        <w:jc w:val="center"/>
-        <w:rPr>
-          <w:rFonts w:ascii="Cambria" w:hAnsi="Cambria"/>
-          <w:b/>
-          <w:bCs/>
-          <w:szCs w:val="28"/>
-        </w:rPr>
-      </w:pPr>
-    </w:p>
-    <w:p my:id="p_13">
+    </w:p>
+    <w:p my:id="p_15">
       <w:pPr>
         <w:spacing w:after="0"/>
         <w:jc w:val="right"/>
@@ -279,7 +1189,7 @@
         <w:t xml:space="preserve">Республика Таджикистан является суверенным, </w:t>
       </w:r>
     </w:p>
-    <w:p my:id="p_14">
+    <w:p my:id="p_16">
       <w:pPr>
         <w:spacing w:after="0"/>
         <w:jc w:val="right"/>
@@ -296,7 +1206,7 @@
         <w:t xml:space="preserve">демократическим, правовым, светским </w:t>
       </w:r>
     </w:p>
-    <w:p my:id="p_15">
+    <w:p my:id="p_17">
       <w:pPr>
         <w:spacing w:after="0"/>
         <w:jc w:val="right"/>
@@ -313,7 +1223,7 @@
         <w:t xml:space="preserve">и унитарным государством. </w:t>
       </w:r>
     </w:p>
-    <w:p my:id="p_16">
+    <w:p my:id="p_18">
       <w:pPr>
         <w:contextualSpacing/>
         <w:rPr>
@@ -322,7 +1232,7 @@
         </w:rPr>
       </w:pPr>
     </w:p>
-    <w:p my:id="p_17">
+    <w:p my:id="p_19">
       <w:pPr>
         <w:contextualSpacing/>
         <w:rPr>
@@ -362,7 +1272,7 @@
                     </pic:cNvPicPr>
                   </pic:nvPicPr>
                   <pic:blipFill>
-                    <a:blip r:embed="rId5"/>
+                    <a:blip r:embed="rId6"/>
                     <a:srcRect/>
                     <a:stretch>
                       <a:fillRect/>
@@ -419,7 +1329,7 @@
         <w:t xml:space="preserve"> ТАДЖИКИСТАН</w:t>
       </w:r>
     </w:p>
-    <w:p my:id="p_18">
+    <w:p my:id="p_20">
       <w:pPr>
         <w:contextualSpacing/>
         <w:rPr>
@@ -428,7 +1338,7 @@
         </w:rPr>
       </w:pPr>
     </w:p>
-    <w:p my:id="p_19">
+    <w:p my:id="p_21">
       <w:pPr>
         <w:contextualSpacing/>
         <w:rPr>
@@ -507,7 +1417,7 @@
         <w:t>Номер паспорта</w:t>
       </w:r>
     </w:p>
-    <w:p my:id="p_20">
+    <w:p my:id="p_22">
       <w:pPr>
         <w:ind w:right="-79"/>
         <w:rPr>
@@ -599,7 +1509,7 @@
         <w:t>406007940</w:t>
       </w:r>
     </w:p>
-    <w:tbl my:id="tbl_1">
+    <w:tbl my:id="tbl_2">
       <w:tblPr>
         <w:tblpPr w:leftFromText="180" w:rightFromText="180" w:vertAnchor="text" w:tblpY="1"/>
         <w:tblOverlap w:val="never"/>
@@ -617,7 +1527,7 @@
       <w:tblGrid>
         <w:gridCol w:w="1701"/>
       </w:tblGrid>
-      <w:tr my:id="tbl_1.row_1">
+      <w:tr my:id="tbl_2.row_1">
         <w:trPr>
           <w:trHeight w:val="2041"/>
         </w:trPr>
@@ -648,7 +1558,7 @@
         </w:tc>
       </w:tr>
     </w:tbl>
-    <w:p my:id="p_21">
+    <w:p my:id="p_23">
       <w:pPr>
         <w:contextualSpacing/>
         <w:rPr>
@@ -669,7 +1579,7 @@
         <w:t>Фамилия</w:t>
       </w:r>
     </w:p>
-    <w:p my:id="p_22">
+    <w:p my:id="p_24">
       <w:pPr>
         <w:contextualSpacing/>
         <w:rPr>
@@ -692,7 +1602,7 @@
         <w:t>ХОДЖАНЗОДА</w:t>
       </w:r>
     </w:p>
-    <w:p my:id="p_23">
+    <w:p my:id="p_25">
       <w:pPr>
         <w:contextualSpacing/>
         <w:rPr>
@@ -713,7 +1623,7 @@
         <w:t>Имя, отчество</w:t>
       </w:r>
     </w:p>
-    <w:p my:id="p_24">
+    <w:p my:id="p_26">
       <w:pPr>
         <w:contextualSpacing/>
         <w:rPr>
@@ -736,7 +1646,7 @@
         <w:t>БАХТИЁР ДЖАЛИЛ</w:t>
       </w:r>
     </w:p>
-    <w:p my:id="p_25">
+    <w:p my:id="p_27">
       <w:pPr>
         <w:contextualSpacing/>
         <w:rPr>
@@ -788,7 +1698,7 @@
         <w:tab/>
       </w:r>
     </w:p>
-    <w:p my:id="p_26">
+    <w:p my:id="p_28">
       <w:pPr>
         <w:contextualSpacing/>
         <w:rPr>
@@ -841,7 +1751,7 @@
         <w:t>фото</w:t>
       </w:r>
     </w:p>
-    <w:p my:id="p_27">
+    <w:p my:id="p_29">
       <w:pPr>
         <w:contextualSpacing/>
         <w:rPr>
@@ -882,7 +1792,7 @@
         <w:tab/>
       </w:r>
     </w:p>
-    <w:p my:id="p_28">
+    <w:p my:id="p_30">
       <w:pPr>
         <w:contextualSpacing/>
         <w:rPr>
@@ -927,7 +1837,7 @@
         <w:t>М</w:t>
       </w:r>
     </w:p>
-    <w:p my:id="p_29">
+    <w:p my:id="p_31">
       <w:pPr>
         <w:contextualSpacing/>
         <w:rPr>
@@ -986,7 +1896,7 @@
         <w:t>одпись владельца</w:t>
       </w:r>
     </w:p>
-    <w:p my:id="p_30">
+    <w:p my:id="p_32">
       <w:pPr>
         <w:contextualSpacing/>
         <w:rPr>
@@ -1067,7 +1977,7 @@
         <w:t>одпись/</w:t>
       </w:r>
     </w:p>
-    <w:p my:id="p_31">
+    <w:p my:id="p_33">
       <w:pPr>
         <w:tabs>
           <w:tab w:val="left" w:pos="2127"/>
@@ -1120,7 +2030,7 @@
         <w:t>в Дангаре</w:t>
       </w:r>
     </w:p>
-    <w:p my:id="p_32">
+    <w:p my:id="p_34">
       <w:pPr>
         <w:ind w:right="-79"/>
         <w:jc w:val="both"/>
@@ -1165,7 +2075,7 @@
         <w:t>/</w:t>
       </w:r>
     </w:p>
-    <w:p my:id="p_33">
+    <w:p my:id="p_35">
       <w:pPr>
         <w:contextualSpacing/>
         <w:rPr>
@@ -1248,7 +2158,7 @@
         <w:t>&lt;&lt;&lt;&lt;&lt;&lt;&lt;&lt;</w:t>
       </w:r>
     </w:p>
-    <w:p my:id="p_34">
+    <w:p my:id="p_36">
       <w:pPr>
         <w:contextualSpacing/>
         <w:rPr>
@@ -1308,7 +2218,7 @@
         <w:t>38</w:t>
       </w:r>
     </w:p>
-    <w:p my:id="p_35">
+    <w:p my:id="p_37">
       <w:pPr>
         <w:contextualSpacing/>
         <w:rPr>
@@ -1318,7 +2228,7 @@
         </w:rPr>
       </w:pPr>
     </w:p>
-    <w:p my:id="p_36">
+    <w:p my:id="p_38">
       <w:pPr>
         <w:spacing w:after="0"/>
         <w:contextualSpacing/>
@@ -1385,7 +2295,7 @@
         <w:t xml:space="preserve"> «ВИЗЫ»</w:t>
       </w:r>
     </w:p>
-    <w:p my:id="p_37">
+    <w:p my:id="p_39">
       <w:pPr>
         <w:spacing w:after="0"/>
         <w:contextualSpacing/>
@@ -1406,7 +2316,7 @@
         <w:t xml:space="preserve"> </w:t>
       </w:r>
     </w:p>
-    <w:p my:id="p_38">
+    <w:p my:id="p_40">
       <w:pPr>
         <w:spacing w:after="0"/>
         <w:contextualSpacing/>
@@ -1416,7 +2326,7 @@
         </w:rPr>
       </w:pPr>
     </w:p>
-    <w:p my:id="p_39">
+    <w:p my:id="p_41">
       <w:pPr>
         <w:spacing w:after="0"/>
         <w:contextualSpacing/>
@@ -1457,7 +2367,7 @@
         <w:t>«ВИЗЫ»</w:t>
       </w:r>
     </w:p>
-    <w:p my:id="p_40">
+    <w:p my:id="p_42">
       <w:pPr>
         <w:spacing w:after="0"/>
         <w:contextualSpacing/>
@@ -1474,7 +2384,7 @@
         <w:t xml:space="preserve">Отметок нет </w:t>
       </w:r>
     </w:p>
-    <w:p my:id="p_41">
+    <w:p my:id="p_43">
       <w:pPr>
         <w:spacing w:after="0"/>
         <w:jc w:val="both"/>
@@ -1483,7 +2393,7 @@
         </w:rPr>
       </w:pPr>
     </w:p>
-    <w:p my:id="p_42">
+    <w:p my:id="p_44">
       <w:pPr>
         <w:spacing w:after="0"/>
         <w:contextualSpacing/>
@@ -1515,7 +2425,7 @@
         <w:t>»</w:t>
       </w:r>
     </w:p>
-    <w:p my:id="p_43">
+    <w:p my:id="p_45">
       <w:pPr>
         <w:spacing w:after="0"/>
         <w:contextualSpacing/>
@@ -1532,7 +2442,7 @@
         <w:t xml:space="preserve">Отметок нет </w:t>
       </w:r>
     </w:p>
-    <w:p my:id="p_44">
+    <w:p my:id="p_46">
       <w:pPr>
         <w:spacing w:after="0"/>
         <w:jc w:val="both"/>
@@ -1541,7 +2451,7 @@
         </w:rPr>
       </w:pPr>
     </w:p>
-    <w:p my:id="p_45">
+    <w:p my:id="p_47">
       <w:pPr>
         <w:pBdr>
           <w:bottom w:val="single" w:sz="12" w:space="7" w:color="auto"/>
@@ -1562,7 +2472,7 @@
         <w:t>Стр. 48</w:t>
       </w:r>
     </w:p>
-    <w:p my:id="p_46">
+    <w:p my:id="p_48">
       <w:pPr>
         <w:ind w:right="-79"/>
         <w:jc w:val="center"/>
@@ -1579,7 +2489,7 @@
         <w:t>Паспорт является Вашим важнейшим гражданским документом, удостоверяющим личность. В случае хищения, утери либо повреждения паспорта следует немедленно сообщить об этом в местный отдел внутренних дел или, если это произошло за рубежом, в ближайшее посольство или консульство Республики Таджикистан.</w:t>
       </w:r>
     </w:p>
-    <w:p my:id="p_47">
+    <w:p my:id="p_49">
       <w:pPr>
         <w:ind w:right="-79"/>
         <w:jc w:val="center"/>
@@ -1596,7 +2506,7 @@
         <w:t>При поездке в зарубежные страны Вы попадаете под действие законодательства этих стран. Наказание за нарушение местных законов, даже в случае, когда имеет место непонимание, может быть более суровым, чем наказание, предусмотренное за то же правонарушение в Республике Таджикистан. Для обмена валюты или покупки сувениров следует обращаться лишь в официальные места. При возникновении трудностей необходимо обращаться в ближайшее посольство либо консульство Республики Таджикистан. При задержании требуйте встречи с консулом Республики Таджикистан.</w:t>
       </w:r>
     </w:p>
-    <w:p my:id="p_48">
+    <w:p my:id="p_50">
       <w:pPr>
         <w:ind w:right="-79"/>
         <w:jc w:val="center"/>
@@ -1613,7 +2523,7 @@
         <w:t>При длительной поездке в зарубежные страны либо постоянном пребывании в зарубежной стране необходимо зарегистрироваться в посольстве или консульстве Республики Таджикистан по телефону или лично. В противном случае Вы можете утратить свое гражданство.</w:t>
       </w:r>
     </w:p>
-    <w:tbl my:id="tbl_2">
+    <w:tbl my:id="tbl_3">
       <w:tblPr>
         <w:tblStyle w:val="a6"/>
         <w:tblW w:w="0" w:type="auto"/>
@@ -1625,7 +2535,7 @@
         <w:gridCol w:w="3190"/>
         <w:gridCol w:w="3190"/>
       </w:tblGrid>
-      <w:tr my:id="tbl_2.row_1">
+      <w:tr my:id="tbl_3.row_1">
         <w:tc>
           <w:tcPr>
             <w:tcW w:w="3190" w:type="dxa"/>
@@ -1648,6 +2558,7 @@
                 <w:rFonts w:ascii="Cambria" w:hAnsi="Cambria"/>
                 <w:szCs w:val="18"/>
               </w:rPr>
+              <w:lastRenderedPageBreak/>
               <w:t>пвавава</w:t>
             </w:r>
           </w:p>
@@ -1704,7 +2615,7 @@
           </w:p>
         </w:tc>
       </w:tr>
-      <w:tr my:id="tbl_2.row_2">
+      <w:tr my:id="tbl_3.row_2">
         <w:tc>
           <w:tcPr>
             <w:tcW w:w="3190" w:type="dxa"/>
@@ -1794,7 +2705,7 @@
           </w:p>
         </w:tc>
       </w:tr>
-      <w:tr my:id="tbl_2.row_3">
+      <w:tr my:id="tbl_3.row_3">
         <w:tc>
           <w:tcPr>
             <w:tcW w:w="3190" w:type="dxa"/>
@@ -1865,7 +2776,7 @@
                           </pic:cNvPicPr>
                         </pic:nvPicPr>
                         <pic:blipFill>
-                          <a:blip r:embed="rId5"/>
+                          <a:blip r:embed="rId6"/>
                           <a:srcRect/>
                           <a:stretch>
                             <a:fillRect/>
@@ -1921,7 +2832,7 @@
           </w:p>
         </w:tc>
       </w:tr>
-      <w:tr my:id="tbl_2.row_4">
+      <w:tr my:id="tbl_3.row_4">
         <w:tc>
           <w:tcPr>
             <w:tcW w:w="3190" w:type="dxa"/>
@@ -1994,7 +2905,7 @@
         </w:tc>
       </w:tr>
     </w:tbl>
-    <w:p my:id="p_49">
+    <w:p my:id="p_51">
       <w:pPr>
         <w:ind w:right="-79"/>
         <w:jc w:val="center"/>
@@ -2004,7 +2915,7 @@
         </w:rPr>
       </w:pPr>
     </w:p>
-    <w:p my:id="p_50">
+    <w:p my:id="p_52">
       <w:pPr>
         <w:spacing w:after="0"/>
         <w:ind w:right="-79"/>
@@ -2022,7 +2933,7 @@
         <w:t>Двойное гражданство не предоставляется, за исключением случаев, предусмотренных законодательством Республики Таджикистан и международными договорами, признанными Республикой Таджикистан.</w:t>
       </w:r>
     </w:p>
-    <w:p my:id="p_51">
+    <w:p my:id="p_53">
       <w:pPr>
         <w:pBdr>
           <w:bottom w:val="single" w:sz="12" w:space="1" w:color="auto"/>
@@ -2036,7 +2947,7 @@
         </w:rPr>
       </w:pPr>
     </w:p>
-    <w:p my:id="p_52">
+    <w:p my:id="p_54">
       <w:pPr>
         <w:spacing w:after="0"/>
         <w:contextualSpacing/>
@@ -2047,7 +2958,7 @@
         </w:rPr>
       </w:pPr>
     </w:p>
-    <w:p my:id="p_53">
+    <w:p my:id="p_55">
       <w:pPr>
         <w:contextualSpacing/>
         <w:rPr>
@@ -2055,7 +2966,7 @@
         </w:rPr>
       </w:pPr>
     </w:p>
-    <w:p my:id="p_54">
+    <w:p my:id="p_56">
       <w:pPr>
         <w:contextualSpacing/>
         <w:jc w:val="center"/>
@@ -2073,6 +2984,109 @@
     </w:sectPr>
   </w:body>
 </w:document>
+</file>
+
+<file path=word/numbering.xml><?xml version="1.0" encoding="utf-8"?>
+<w:numbering xmlns:wpc="http://schemas.microsoft.com/office/word/2010/wordprocessingCanvas" xmlns:cx="http://schemas.microsoft.com/office/drawing/2014/chartex" xmlns:cx1="http://schemas.microsoft.com/office/drawing/2015/9/8/chartex" xmlns:cx2="http://schemas.microsoft.com/office/drawing/2015/10/21/chartex" xmlns:cx3="http://schemas.microsoft.com/office/drawing/2016/5/9/chartex" xmlns:cx4="http://schemas.microsoft.com/office/drawing/2016/5/10/chartex" xmlns:cx5="http://schemas.microsoft.com/office/drawing/2016/5/11/chartex" xmlns:cx6="http://schemas.microsoft.com/office/drawing/2016/5/12/chartex" xmlns:cx7="http://schemas.microsoft.com/office/drawing/2016/5/13/chartex" xmlns:cx8="http://schemas.microsoft.com/office/drawing/2016/5/14/chartex" xmlns:mc="http://schemas.openxmlformats.org/markup-compatibility/2006" xmlns:aink="http://schemas.microsoft.com/office/drawing/2016/ink" xmlns:am3d="http://schemas.microsoft.com/office/drawing/2017/model3d" xmlns:o="urn:schemas-microsoft-com:office:office" xmlns:r="http://schemas.openxmlformats.org/officeDocument/2006/relationships" xmlns:m="http://schemas.openxmlformats.org/officeDocument/2006/math" xmlns:v="urn:schemas-microsoft-com:vml" xmlns:wp14="http://schemas.microsoft.com/office/word/2010/wordprocessingDrawing" xmlns:wp="http://schemas.openxmlformats.org/drawingml/2006/wordprocessingDrawing" xmlns:w10="urn:schemas-microsoft-com:office:word" xmlns:w="http://schemas.openxmlformats.org/wordprocessingml/2006/main" xmlns:w14="http://schemas.microsoft.com/office/word/2010/wordml" xmlns:w15="http://schemas.microsoft.com/office/word/2012/wordml" xmlns:w16cex="http://schemas.microsoft.com/office/word/2018/wordml/cex" xmlns:w16cid="http://schemas.microsoft.com/office/word/2016/wordml/cid" xmlns:w16="http://schemas.microsoft.com/office/word/2018/wordml" xmlns:w16sdtdh="http://schemas.microsoft.com/office/word/2020/wordml/sdtdatahash" xmlns:w16se="http://schemas.microsoft.com/office/word/2015/wordml/symex" xmlns:wpg="http://schemas.microsoft.com/office/word/2010/wordprocessingGroup" xmlns:wpi="http://schemas.microsoft.com/office/word/2010/wordprocessingInk" xmlns:wne="http://schemas.microsoft.com/office/word/2006/wordml" xmlns:wps="http://schemas.microsoft.com/office/word/2010/wordprocessingShape" mc:Ignorable="w14 w15 w16se w16cid w16 w16cex w16sdtdh wp14">
+  <w:abstractNum w:abstractNumId="0" w15:restartNumberingAfterBreak="0">
+    <w:nsid w:val="41F938A9"/>
+    <w:multiLevelType w:val="multilevel"/>
+    <w:tmpl w:val="04190025"/>
+    <w:lvl w:ilvl="0">
+      <w:start w:val="1"/>
+      <w:numFmt w:val="decimal"/>
+      <w:pStyle w:val="1"/>
+      <w:lvlText w:val="%1"/>
+      <w:lvlJc w:val="left"/>
+      <w:pPr>
+        <w:ind w:left="432" w:hanging="432"/>
+      </w:pPr>
+    </w:lvl>
+    <w:lvl w:ilvl="1">
+      <w:start w:val="1"/>
+      <w:numFmt w:val="decimal"/>
+      <w:pStyle w:val="2"/>
+      <w:lvlText w:val="%1.%2"/>
+      <w:lvlJc w:val="left"/>
+      <w:pPr>
+        <w:ind w:left="576" w:hanging="576"/>
+      </w:pPr>
+    </w:lvl>
+    <w:lvl w:ilvl="2">
+      <w:start w:val="1"/>
+      <w:numFmt w:val="decimal"/>
+      <w:pStyle w:val="3"/>
+      <w:lvlText w:val="%1.%2.%3"/>
+      <w:lvlJc w:val="left"/>
+      <w:pPr>
+        <w:ind w:left="720" w:hanging="720"/>
+      </w:pPr>
+    </w:lvl>
+    <w:lvl w:ilvl="3">
+      <w:start w:val="1"/>
+      <w:numFmt w:val="decimal"/>
+      <w:pStyle w:val="4"/>
+      <w:lvlText w:val="%1.%2.%3.%4"/>
+      <w:lvlJc w:val="left"/>
+      <w:pPr>
+        <w:ind w:left="864" w:hanging="864"/>
+      </w:pPr>
+    </w:lvl>
+    <w:lvl w:ilvl="4">
+      <w:start w:val="1"/>
+      <w:numFmt w:val="decimal"/>
+      <w:pStyle w:val="5"/>
+      <w:lvlText w:val="%1.%2.%3.%4.%5"/>
+      <w:lvlJc w:val="left"/>
+      <w:pPr>
+        <w:ind w:left="1008" w:hanging="1008"/>
+      </w:pPr>
+    </w:lvl>
+    <w:lvl w:ilvl="5">
+      <w:start w:val="1"/>
+      <w:numFmt w:val="decimal"/>
+      <w:pStyle w:val="6"/>
+      <w:lvlText w:val="%1.%2.%3.%4.%5.%6"/>
+      <w:lvlJc w:val="left"/>
+      <w:pPr>
+        <w:ind w:left="1152" w:hanging="1152"/>
+      </w:pPr>
+    </w:lvl>
+    <w:lvl w:ilvl="6">
+      <w:start w:val="1"/>
+      <w:numFmt w:val="decimal"/>
+      <w:pStyle w:val="7"/>
+      <w:lvlText w:val="%1.%2.%3.%4.%5.%6.%7"/>
+      <w:lvlJc w:val="left"/>
+      <w:pPr>
+        <w:ind w:left="1296" w:hanging="1296"/>
+      </w:pPr>
+    </w:lvl>
+    <w:lvl w:ilvl="7">
+      <w:start w:val="1"/>
+      <w:numFmt w:val="decimal"/>
+      <w:pStyle w:val="8"/>
+      <w:lvlText w:val="%1.%2.%3.%4.%5.%6.%7.%8"/>
+      <w:lvlJc w:val="left"/>
+      <w:pPr>
+        <w:ind w:left="1440" w:hanging="1440"/>
+      </w:pPr>
+    </w:lvl>
+    <w:lvl w:ilvl="8">
+      <w:start w:val="1"/>
+      <w:numFmt w:val="decimal"/>
+      <w:pStyle w:val="9"/>
+      <w:lvlText w:val="%1.%2.%3.%4.%5.%6.%7.%8.%9"/>
+      <w:lvlJc w:val="left"/>
+      <w:pPr>
+        <w:ind w:left="1584" w:hanging="1584"/>
+      </w:pPr>
+    </w:lvl>
+  </w:abstractNum>
+  <w:num w:numId="1">
+    <w:abstractNumId w:val="0"/>
+  </w:num>
+</w:numbering>
 </file>
 
 <file path=word/styles.xml><?xml version="1.0" encoding="utf-8"?>
@@ -2477,6 +3491,241 @@
       <w:lang w:eastAsia="en-US"/>
     </w:rPr>
   </w:style>
+  <w:style w:type="paragraph" w:styleId="1">
+    <w:name w:val="heading 1"/>
+    <w:basedOn w:val="a"/>
+    <w:next w:val="a"/>
+    <w:link w:val="10"/>
+    <w:qFormat/>
+    <w:locked/>
+    <w:rsid w:val="00E34834"/>
+    <w:pPr>
+      <w:keepNext/>
+      <w:keepLines/>
+      <w:numPr>
+        <w:numId w:val="1"/>
+      </w:numPr>
+      <w:spacing w:before="240" w:after="0"/>
+      <w:outlineLvl w:val="0"/>
+    </w:pPr>
+    <w:rPr>
+      <w:rFonts w:asciiTheme="majorHAnsi" w:eastAsiaTheme="majorEastAsia" w:hAnsiTheme="majorHAnsi" w:cstheme="majorBidi"/>
+      <w:color w:val="365F91" w:themeColor="accent1" w:themeShade="BF"/>
+      <w:sz w:val="32"/>
+      <w:szCs w:val="32"/>
+    </w:rPr>
+  </w:style>
+  <w:style w:type="paragraph" w:styleId="2">
+    <w:name w:val="heading 2"/>
+    <w:basedOn w:val="a"/>
+    <w:next w:val="a"/>
+    <w:link w:val="20"/>
+    <w:unhideWhenUsed/>
+    <w:qFormat/>
+    <w:locked/>
+    <w:rsid w:val="00E34834"/>
+    <w:pPr>
+      <w:keepNext/>
+      <w:keepLines/>
+      <w:numPr>
+        <w:ilvl w:val="1"/>
+        <w:numId w:val="1"/>
+      </w:numPr>
+      <w:spacing w:before="40" w:after="0"/>
+      <w:outlineLvl w:val="1"/>
+    </w:pPr>
+    <w:rPr>
+      <w:rFonts w:asciiTheme="majorHAnsi" w:eastAsiaTheme="majorEastAsia" w:hAnsiTheme="majorHAnsi" w:cstheme="majorBidi"/>
+      <w:color w:val="365F91" w:themeColor="accent1" w:themeShade="BF"/>
+      <w:sz w:val="26"/>
+      <w:szCs w:val="26"/>
+    </w:rPr>
+  </w:style>
+  <w:style w:type="paragraph" w:styleId="3">
+    <w:name w:val="heading 3"/>
+    <w:basedOn w:val="a"/>
+    <w:next w:val="a"/>
+    <w:link w:val="30"/>
+    <w:unhideWhenUsed/>
+    <w:qFormat/>
+    <w:locked/>
+    <w:rsid w:val="00E34834"/>
+    <w:pPr>
+      <w:keepNext/>
+      <w:keepLines/>
+      <w:numPr>
+        <w:ilvl w:val="2"/>
+        <w:numId w:val="1"/>
+      </w:numPr>
+      <w:spacing w:before="40" w:after="0"/>
+      <w:outlineLvl w:val="2"/>
+    </w:pPr>
+    <w:rPr>
+      <w:rFonts w:asciiTheme="majorHAnsi" w:eastAsiaTheme="majorEastAsia" w:hAnsiTheme="majorHAnsi" w:cstheme="majorBidi"/>
+      <w:color w:val="243F60" w:themeColor="accent1" w:themeShade="7F"/>
+      <w:sz w:val="24"/>
+      <w:szCs w:val="24"/>
+    </w:rPr>
+  </w:style>
+  <w:style w:type="paragraph" w:styleId="4">
+    <w:name w:val="heading 4"/>
+    <w:basedOn w:val="a"/>
+    <w:next w:val="a"/>
+    <w:link w:val="40"/>
+    <w:unhideWhenUsed/>
+    <w:qFormat/>
+    <w:locked/>
+    <w:rsid w:val="00E34834"/>
+    <w:pPr>
+      <w:keepNext/>
+      <w:keepLines/>
+      <w:numPr>
+        <w:ilvl w:val="3"/>
+        <w:numId w:val="1"/>
+      </w:numPr>
+      <w:spacing w:before="40" w:after="0"/>
+      <w:outlineLvl w:val="3"/>
+    </w:pPr>
+    <w:rPr>
+      <w:rFonts w:asciiTheme="majorHAnsi" w:eastAsiaTheme="majorEastAsia" w:hAnsiTheme="majorHAnsi" w:cstheme="majorBidi"/>
+      <w:i/>
+      <w:iCs/>
+      <w:color w:val="365F91" w:themeColor="accent1" w:themeShade="BF"/>
+    </w:rPr>
+  </w:style>
+  <w:style w:type="paragraph" w:styleId="5">
+    <w:name w:val="heading 5"/>
+    <w:basedOn w:val="a"/>
+    <w:next w:val="a"/>
+    <w:link w:val="50"/>
+    <w:semiHidden/>
+    <w:unhideWhenUsed/>
+    <w:qFormat/>
+    <w:locked/>
+    <w:rsid w:val="00E34834"/>
+    <w:pPr>
+      <w:keepNext/>
+      <w:keepLines/>
+      <w:numPr>
+        <w:ilvl w:val="4"/>
+        <w:numId w:val="1"/>
+      </w:numPr>
+      <w:spacing w:before="40" w:after="0"/>
+      <w:outlineLvl w:val="4"/>
+    </w:pPr>
+    <w:rPr>
+      <w:rFonts w:asciiTheme="majorHAnsi" w:eastAsiaTheme="majorEastAsia" w:hAnsiTheme="majorHAnsi" w:cstheme="majorBidi"/>
+      <w:color w:val="365F91" w:themeColor="accent1" w:themeShade="BF"/>
+    </w:rPr>
+  </w:style>
+  <w:style w:type="paragraph" w:styleId="6">
+    <w:name w:val="heading 6"/>
+    <w:basedOn w:val="a"/>
+    <w:next w:val="a"/>
+    <w:link w:val="60"/>
+    <w:semiHidden/>
+    <w:unhideWhenUsed/>
+    <w:qFormat/>
+    <w:locked/>
+    <w:rsid w:val="00E34834"/>
+    <w:pPr>
+      <w:keepNext/>
+      <w:keepLines/>
+      <w:numPr>
+        <w:ilvl w:val="5"/>
+        <w:numId w:val="1"/>
+      </w:numPr>
+      <w:spacing w:before="40" w:after="0"/>
+      <w:outlineLvl w:val="5"/>
+    </w:pPr>
+    <w:rPr>
+      <w:rFonts w:asciiTheme="majorHAnsi" w:eastAsiaTheme="majorEastAsia" w:hAnsiTheme="majorHAnsi" w:cstheme="majorBidi"/>
+      <w:color w:val="243F60" w:themeColor="accent1" w:themeShade="7F"/>
+    </w:rPr>
+  </w:style>
+  <w:style w:type="paragraph" w:styleId="7">
+    <w:name w:val="heading 7"/>
+    <w:basedOn w:val="a"/>
+    <w:next w:val="a"/>
+    <w:link w:val="70"/>
+    <w:semiHidden/>
+    <w:unhideWhenUsed/>
+    <w:qFormat/>
+    <w:locked/>
+    <w:rsid w:val="00E34834"/>
+    <w:pPr>
+      <w:keepNext/>
+      <w:keepLines/>
+      <w:numPr>
+        <w:ilvl w:val="6"/>
+        <w:numId w:val="1"/>
+      </w:numPr>
+      <w:spacing w:before="40" w:after="0"/>
+      <w:outlineLvl w:val="6"/>
+    </w:pPr>
+    <w:rPr>
+      <w:rFonts w:asciiTheme="majorHAnsi" w:eastAsiaTheme="majorEastAsia" w:hAnsiTheme="majorHAnsi" w:cstheme="majorBidi"/>
+      <w:i/>
+      <w:iCs/>
+      <w:color w:val="243F60" w:themeColor="accent1" w:themeShade="7F"/>
+    </w:rPr>
+  </w:style>
+  <w:style w:type="paragraph" w:styleId="8">
+    <w:name w:val="heading 8"/>
+    <w:basedOn w:val="a"/>
+    <w:next w:val="a"/>
+    <w:link w:val="80"/>
+    <w:semiHidden/>
+    <w:unhideWhenUsed/>
+    <w:qFormat/>
+    <w:locked/>
+    <w:rsid w:val="00E34834"/>
+    <w:pPr>
+      <w:keepNext/>
+      <w:keepLines/>
+      <w:numPr>
+        <w:ilvl w:val="7"/>
+        <w:numId w:val="1"/>
+      </w:numPr>
+      <w:spacing w:before="40" w:after="0"/>
+      <w:outlineLvl w:val="7"/>
+    </w:pPr>
+    <w:rPr>
+      <w:rFonts w:asciiTheme="majorHAnsi" w:eastAsiaTheme="majorEastAsia" w:hAnsiTheme="majorHAnsi" w:cstheme="majorBidi"/>
+      <w:color w:val="272727" w:themeColor="text1" w:themeTint="D8"/>
+      <w:sz w:val="21"/>
+      <w:szCs w:val="21"/>
+    </w:rPr>
+  </w:style>
+  <w:style w:type="paragraph" w:styleId="9">
+    <w:name w:val="heading 9"/>
+    <w:basedOn w:val="a"/>
+    <w:next w:val="a"/>
+    <w:link w:val="90"/>
+    <w:semiHidden/>
+    <w:unhideWhenUsed/>
+    <w:qFormat/>
+    <w:locked/>
+    <w:rsid w:val="00E34834"/>
+    <w:pPr>
+      <w:keepNext/>
+      <w:keepLines/>
+      <w:numPr>
+        <w:ilvl w:val="8"/>
+        <w:numId w:val="1"/>
+      </w:numPr>
+      <w:spacing w:before="40" w:after="0"/>
+      <w:outlineLvl w:val="8"/>
+    </w:pPr>
+    <w:rPr>
+      <w:rFonts w:asciiTheme="majorHAnsi" w:eastAsiaTheme="majorEastAsia" w:hAnsiTheme="majorHAnsi" w:cstheme="majorBidi"/>
+      <w:i/>
+      <w:iCs/>
+      <w:color w:val="272727" w:themeColor="text1" w:themeTint="D8"/>
+      <w:sz w:val="21"/>
+      <w:szCs w:val="21"/>
+    </w:rPr>
+  </w:style>
   <w:style w:type="character" w:default="1" w:styleId="a0">
     <w:name w:val="Default Paragraph Font"/>
     <w:uiPriority w:val="1"/>
@@ -2561,6 +3810,126 @@
         <w:insideV w:val="single" w:sz="4" w:space="0" w:color="auto"/>
       </w:tblBorders>
     </w:tblPr>
+  </w:style>
+  <w:style w:type="character" w:customStyle="1" w:styleId="10">
+    <w:name w:val="Заголовок 1 Знак"/>
+    <w:basedOn w:val="a0"/>
+    <w:link w:val="1"/>
+    <w:rsid w:val="00E34834"/>
+    <w:rPr>
+      <w:rFonts w:asciiTheme="majorHAnsi" w:eastAsiaTheme="majorEastAsia" w:hAnsiTheme="majorHAnsi" w:cstheme="majorBidi"/>
+      <w:color w:val="365F91" w:themeColor="accent1" w:themeShade="BF"/>
+      <w:sz w:val="32"/>
+      <w:szCs w:val="32"/>
+      <w:lang w:eastAsia="en-US"/>
+    </w:rPr>
+  </w:style>
+  <w:style w:type="character" w:customStyle="1" w:styleId="20">
+    <w:name w:val="Заголовок 2 Знак"/>
+    <w:basedOn w:val="a0"/>
+    <w:link w:val="2"/>
+    <w:rsid w:val="00E34834"/>
+    <w:rPr>
+      <w:rFonts w:asciiTheme="majorHAnsi" w:eastAsiaTheme="majorEastAsia" w:hAnsiTheme="majorHAnsi" w:cstheme="majorBidi"/>
+      <w:color w:val="365F91" w:themeColor="accent1" w:themeShade="BF"/>
+      <w:sz w:val="26"/>
+      <w:szCs w:val="26"/>
+      <w:lang w:eastAsia="en-US"/>
+    </w:rPr>
+  </w:style>
+  <w:style w:type="character" w:customStyle="1" w:styleId="30">
+    <w:name w:val="Заголовок 3 Знак"/>
+    <w:basedOn w:val="a0"/>
+    <w:link w:val="3"/>
+    <w:rsid w:val="00E34834"/>
+    <w:rPr>
+      <w:rFonts w:asciiTheme="majorHAnsi" w:eastAsiaTheme="majorEastAsia" w:hAnsiTheme="majorHAnsi" w:cstheme="majorBidi"/>
+      <w:color w:val="243F60" w:themeColor="accent1" w:themeShade="7F"/>
+      <w:sz w:val="24"/>
+      <w:szCs w:val="24"/>
+      <w:lang w:eastAsia="en-US"/>
+    </w:rPr>
+  </w:style>
+  <w:style w:type="character" w:customStyle="1" w:styleId="40">
+    <w:name w:val="Заголовок 4 Знак"/>
+    <w:basedOn w:val="a0"/>
+    <w:link w:val="4"/>
+    <w:rsid w:val="00E34834"/>
+    <w:rPr>
+      <w:rFonts w:asciiTheme="majorHAnsi" w:eastAsiaTheme="majorEastAsia" w:hAnsiTheme="majorHAnsi" w:cstheme="majorBidi"/>
+      <w:i/>
+      <w:iCs/>
+      <w:color w:val="365F91" w:themeColor="accent1" w:themeShade="BF"/>
+      <w:lang w:eastAsia="en-US"/>
+    </w:rPr>
+  </w:style>
+  <w:style w:type="character" w:customStyle="1" w:styleId="50">
+    <w:name w:val="Заголовок 5 Знак"/>
+    <w:basedOn w:val="a0"/>
+    <w:link w:val="5"/>
+    <w:semiHidden/>
+    <w:rsid w:val="00E34834"/>
+    <w:rPr>
+      <w:rFonts w:asciiTheme="majorHAnsi" w:eastAsiaTheme="majorEastAsia" w:hAnsiTheme="majorHAnsi" w:cstheme="majorBidi"/>
+      <w:color w:val="365F91" w:themeColor="accent1" w:themeShade="BF"/>
+      <w:lang w:eastAsia="en-US"/>
+    </w:rPr>
+  </w:style>
+  <w:style w:type="character" w:customStyle="1" w:styleId="60">
+    <w:name w:val="Заголовок 6 Знак"/>
+    <w:basedOn w:val="a0"/>
+    <w:link w:val="6"/>
+    <w:semiHidden/>
+    <w:rsid w:val="00E34834"/>
+    <w:rPr>
+      <w:rFonts w:asciiTheme="majorHAnsi" w:eastAsiaTheme="majorEastAsia" w:hAnsiTheme="majorHAnsi" w:cstheme="majorBidi"/>
+      <w:color w:val="243F60" w:themeColor="accent1" w:themeShade="7F"/>
+      <w:lang w:eastAsia="en-US"/>
+    </w:rPr>
+  </w:style>
+  <w:style w:type="character" w:customStyle="1" w:styleId="70">
+    <w:name w:val="Заголовок 7 Знак"/>
+    <w:basedOn w:val="a0"/>
+    <w:link w:val="7"/>
+    <w:semiHidden/>
+    <w:rsid w:val="00E34834"/>
+    <w:rPr>
+      <w:rFonts w:asciiTheme="majorHAnsi" w:eastAsiaTheme="majorEastAsia" w:hAnsiTheme="majorHAnsi" w:cstheme="majorBidi"/>
+      <w:i/>
+      <w:iCs/>
+      <w:color w:val="243F60" w:themeColor="accent1" w:themeShade="7F"/>
+      <w:lang w:eastAsia="en-US"/>
+    </w:rPr>
+  </w:style>
+  <w:style w:type="character" w:customStyle="1" w:styleId="80">
+    <w:name w:val="Заголовок 8 Знак"/>
+    <w:basedOn w:val="a0"/>
+    <w:link w:val="8"/>
+    <w:semiHidden/>
+    <w:rsid w:val="00E34834"/>
+    <w:rPr>
+      <w:rFonts w:asciiTheme="majorHAnsi" w:eastAsiaTheme="majorEastAsia" w:hAnsiTheme="majorHAnsi" w:cstheme="majorBidi"/>
+      <w:color w:val="272727" w:themeColor="text1" w:themeTint="D8"/>
+      <w:sz w:val="21"/>
+      <w:szCs w:val="21"/>
+      <w:lang w:eastAsia="en-US"/>
+    </w:rPr>
+  </w:style>
+  <w:style w:type="character" w:customStyle="1" w:styleId="90">
+    <w:name w:val="Заголовок 9 Знак"/>
+    <w:basedOn w:val="a0"/>
+    <w:link w:val="9"/>
+    <w:semiHidden/>
+    <w:rsid w:val="00E34834"/>
+    <w:rPr>
+      <w:rFonts w:asciiTheme="majorHAnsi" w:eastAsiaTheme="majorEastAsia" w:hAnsiTheme="majorHAnsi" w:cstheme="majorBidi"/>
+      <w:i/>
+      <w:iCs/>
+      <w:color w:val="272727" w:themeColor="text1" w:themeTint="D8"/>
+      <w:sz w:val="21"/>
+      <w:szCs w:val="21"/>
+      <w:lang w:eastAsia="en-US"/>
+    </w:rPr>
   </w:style>
 </w:styles>
 </file>
